--- a/Templates/ипотека/обычная ипотека решения/реш_рез обычная должник не солидарное ипот.docx
+++ b/Templates/ипотека/обычная ипотека решения/реш_рез обычная должник не солидарное ипот.docx
@@ -403,7 +403,7 @@
           <w:sz w:val="28"/>
           <w:szCs w:val="28"/>
         </w:rPr>
-        <w:t>Расторгнуть кредитный договор № [110] от [100], заключённый между [989] и [2].</w:t>
+        <w:t>Расторгнуть кредитный договор № [110] от [100], заключённый между [989] и [2.3].</w:t>
       </w:r>
     </w:p>
     <w:p>

--- a/Templates/ипотека/обычная ипотека решения/реш_рез обычная должник не солидарное ипот.docx
+++ b/Templates/ипотека/обычная ипотека решения/реш_рез обычная должник не солидарное ипот.docx
@@ -562,6 +562,9 @@
       </w:pPr>
     </w:p>
     <w:p>
+      <w:pPr>
+        <w:jc w:val="right"/>
+      </w:pPr>
       <w:r>
         <w:rPr>
           <w:rFonts w:ascii="Times New Roman" w:hAnsi="Times New Roman"/>

--- a/Templates/ипотека/обычная ипотека решения/реш_рез обычная должник не солидарное ипот.docx
+++ b/Templates/ипотека/обычная ипотека решения/реш_рез обычная должник не солидарное ипот.docx
@@ -563,15 +563,27 @@
     </w:p>
     <w:p>
       <w:pPr>
-        <w:jc w:val="right"/>
-      </w:pPr>
-      <w:r>
-        <w:rPr>
-          <w:rFonts w:ascii="Times New Roman" w:hAnsi="Times New Roman"/>
-          <w:sz w:val="28"/>
-          <w:szCs w:val="28"/>
-        </w:rPr>
-        <w:t>Судья                                                                                          [415]</w:t>
+        <w:tabs>
+          <w:tab w:pos="9355" w:val="right"/>
+        </w:tabs>
+        <w:jc w:val="left"/>
+      </w:pPr>
+      <w:r>
+        <w:rPr>
+          <w:rFonts w:ascii="Times New Roman" w:hAnsi="Times New Roman"/>
+          <w:sz w:val="28"/>
+          <w:szCs w:val="28"/>
+        </w:rPr>
+        <w:t>Судья</w:t>
+      </w:r>
+      <w:r>
+        <w:rPr>
+          <w:rFonts w:ascii="Times New Roman" w:hAnsi="Times New Roman"/>
+          <w:sz w:val="28"/>
+          <w:szCs w:val="28"/>
+        </w:rPr>
+        <w:tab/>
+        <w:t>[415]</w:t>
       </w:r>
     </w:p>
     <w:p/>

--- a/Templates/ипотека/обычная ипотека решения/реш_рез обычная должник не солидарное ипот.docx
+++ b/Templates/ипотека/обычная ипотека решения/реш_рез обычная должник не солидарное ипот.docx
@@ -5,7 +5,7 @@
     <w:p>
       <w:pPr>
         <w:spacing w:after="0" w:line="240" w:lineRule="auto"/>
-        <w:jc w:val="center"/>
+        <w:jc w:val="right"/>
         <w:rPr>
           <w:rFonts w:ascii="Times New Roman" w:eastAsia="Times New Roman" w:hAnsi="Times New Roman"/>
           <w:b/>
@@ -131,7 +131,10 @@
     <w:p>
       <w:pPr>
         <w:pStyle w:val="1"/>
-        <w:jc w:val="both"/>
+        <w:tabs>
+          <w:tab w:val="right" w:pos="9355"/>
+        </w:tabs>
+        <w:jc w:val="left"/>
         <w:rPr>
           <w:b w:val="0"/>
           <w:sz w:val="28"/>
@@ -144,7 +147,23 @@
           <w:sz w:val="28"/>
           <w:szCs w:val="28"/>
         </w:rPr>
-        <w:t xml:space="preserve">[7]                                                                                             [1307]                                                                   </w:t>
+        <w:t xml:space="preserve">[7]</w:t>
+      </w:r>
+      <w:r>
+        <w:rPr>
+          <w:b w:val="0"/>
+          <w:sz w:val="28"/>
+          <w:szCs w:val="28"/>
+        </w:rPr>
+        <w:tab/>
+      </w:r>
+      <w:r>
+        <w:rPr>
+          <w:b w:val="0"/>
+          <w:sz w:val="28"/>
+          <w:szCs w:val="28"/>
+        </w:rPr>
+        <w:t xml:space="preserve">[1307]</w:t>
       </w:r>
     </w:p>
     <w:p>

--- a/Templates/ипотека/обычная ипотека решения/реш_рез обычная должник не солидарное ипот.docx
+++ b/Templates/ипотека/обычная ипотека решения/реш_рез обычная должник не солидарное ипот.docx
@@ -147,7 +147,7 @@
           <w:sz w:val="28"/>
           <w:szCs w:val="28"/>
         </w:rPr>
-        <w:t xml:space="preserve">[7]</w:t>
+        <w:t>[7]</w:t>
       </w:r>
       <w:r>
         <w:rPr>
@@ -156,14 +156,7 @@
           <w:szCs w:val="28"/>
         </w:rPr>
         <w:tab/>
-      </w:r>
-      <w:r>
-        <w:rPr>
-          <w:b w:val="0"/>
-          <w:sz w:val="28"/>
-          <w:szCs w:val="28"/>
-        </w:rPr>
-        <w:t xml:space="preserve">[1307]</w:t>
+        <w:t>[1307]</w:t>
       </w:r>
     </w:p>
     <w:p>
@@ -276,7 +269,34 @@
           <w:sz w:val="28"/>
           <w:szCs w:val="28"/>
         </w:rPr>
-        <w:t xml:space="preserve">[989] к [2.2] о расторжении договора, взыскании задолженности по кредитному договору, обращении взыскания на предмет залога, </w:t>
+        <w:t>[989] к [2.2] о расторжении договора, взыскании задолженности по кредитному договору</w:t>
+      </w:r>
+      <w:r>
+        <w:rPr>
+          <w:rFonts w:ascii="Times New Roman" w:hAnsi="Times New Roman"/>
+          <w:sz w:val="28"/>
+          <w:szCs w:val="28"/>
+        </w:rPr>
+        <w:t xml:space="preserve"> </w:t>
+      </w:r>
+      <w:r>
+        <w:rPr>
+          <w:rFonts w:ascii="Times New Roman" w:hAnsi="Times New Roman"/>
+          <w:bCs/>
+          <w:sz w:val="25"/>
+          <w:szCs w:val="25"/>
+        </w:rPr>
+        <w:t>от [100] № [110]</w:t>
+      </w:r>
+      <w:bookmarkStart w:id="0" w:name="_GoBack"/>
+      <w:bookmarkEnd w:id="0"/>
+      <w:r>
+        <w:rPr>
+          <w:rFonts w:ascii="Times New Roman" w:hAnsi="Times New Roman"/>
+          <w:sz w:val="28"/>
+          <w:szCs w:val="28"/>
+        </w:rPr>
+        <w:t xml:space="preserve">, обращении взыскания на предмет залога, </w:t>
       </w:r>
     </w:p>
     <w:p>
@@ -504,7 +524,6 @@
           <w:rFonts w:ascii="Times New Roman" w:hAnsi="Times New Roman"/>
           <w:sz w:val="26"/>
           <w:szCs w:val="26"/>
-          <w:lang w:val="en-US"/>
         </w:rPr>
       </w:pPr>
       <w:r>
@@ -538,18 +557,8 @@
           <w:sz w:val="26"/>
           <w:szCs w:val="26"/>
         </w:rPr>
-        <w:t xml:space="preserve"> </w:t>
-      </w:r>
-      <w:r>
-        <w:rPr>
-          <w:rFonts w:ascii="Times New Roman" w:hAnsi="Times New Roman"/>
-          <w:sz w:val="26"/>
-          <w:szCs w:val="26"/>
-        </w:rPr>
-        <w:t>[889]</w:t>
-      </w:r>
-      <w:bookmarkStart w:id="0" w:name="_GoBack"/>
-      <w:bookmarkEnd w:id="0"/>
+        <w:t xml:space="preserve"> [889]</w:t>
+      </w:r>
     </w:p>
     <w:p>
       <w:pPr>
@@ -583,9 +592,8 @@
     <w:p>
       <w:pPr>
         <w:tabs>
-          <w:tab w:pos="9355" w:val="right"/>
+          <w:tab w:val="right" w:pos="9355"/>
         </w:tabs>
-        <w:jc w:val="left"/>
       </w:pPr>
       <w:r>
         <w:rPr>
